--- a/Recibo.docx
+++ b/Recibo.docx
@@ -82,7 +82,7 @@
           <w:sz w:val="24"/>
           <w:szCs w:val="24"/>
         </w:rPr>
-        <w:t>XXXXXXXXXXXXXXXXXXXXXXXXXXXX</w:t>
+        <w:t>{cliente}</w:t>
       </w:r>
       <w:r>
         <w:rPr>
@@ -95,18 +95,170 @@
       <w:r>
         <w:rPr>
           <w:rFonts w:asciiTheme="minorHAnsi" w:hAnsiTheme="minorHAnsi" w:cs="Times New Roman"/>
-          <w:sz w:val="24"/>
-          <w:szCs w:val="24"/>
-        </w:rPr>
-        <w:t>sete</w:t>
-      </w:r>
-      <w:r>
-        <w:rPr>
-          <w:rFonts w:asciiTheme="minorHAnsi" w:hAnsiTheme="minorHAnsi" w:cs="Times New Roman"/>
-          <w:sz w:val="24"/>
-          <w:szCs w:val="24"/>
-        </w:rPr>
-        <w:t xml:space="preserve"> mil reais (R$ 7.000,00), referente à confecção de 500 (quinhentos) CARTÕES e à personalização na frente e no verso de um cartão plástico com tarja magnética e campo para assinatura do cliente.</w:t>
+          <w:b/>
+          <w:bCs/>
+          <w:sz w:val="24"/>
+          <w:szCs w:val="24"/>
+        </w:rPr>
+        <w:t>{</w:t>
+      </w:r>
+      <w:proofErr w:type="spellStart"/>
+      <w:r>
+        <w:rPr>
+          <w:rFonts w:asciiTheme="minorHAnsi" w:hAnsiTheme="minorHAnsi" w:cs="Times New Roman"/>
+          <w:b/>
+          <w:bCs/>
+          <w:sz w:val="24"/>
+          <w:szCs w:val="24"/>
+        </w:rPr>
+        <w:t>valor_total_extenso</w:t>
+      </w:r>
+      <w:proofErr w:type="spellEnd"/>
+      <w:r>
+        <w:rPr>
+          <w:rFonts w:asciiTheme="minorHAnsi" w:hAnsiTheme="minorHAnsi" w:cs="Times New Roman"/>
+          <w:b/>
+          <w:bCs/>
+          <w:sz w:val="24"/>
+          <w:szCs w:val="24"/>
+        </w:rPr>
+        <w:t>}</w:t>
+      </w:r>
+      <w:r>
+        <w:rPr>
+          <w:rFonts w:asciiTheme="minorHAnsi" w:hAnsiTheme="minorHAnsi" w:cs="Times New Roman"/>
+          <w:sz w:val="24"/>
+          <w:szCs w:val="24"/>
+        </w:rPr>
+        <w:t xml:space="preserve"> (</w:t>
+      </w:r>
+      <w:r>
+        <w:rPr>
+          <w:rFonts w:asciiTheme="minorHAnsi" w:hAnsiTheme="minorHAnsi" w:cs="Times New Roman"/>
+          <w:b/>
+          <w:bCs/>
+          <w:sz w:val="24"/>
+          <w:szCs w:val="24"/>
+        </w:rPr>
+        <w:t>R$ {</w:t>
+      </w:r>
+      <w:proofErr w:type="spellStart"/>
+      <w:r>
+        <w:rPr>
+          <w:rFonts w:asciiTheme="minorHAnsi" w:hAnsiTheme="minorHAnsi" w:cs="Times New Roman"/>
+          <w:b/>
+          <w:bCs/>
+          <w:sz w:val="24"/>
+          <w:szCs w:val="24"/>
+        </w:rPr>
+        <w:t>valor_total</w:t>
+      </w:r>
+      <w:proofErr w:type="spellEnd"/>
+      <w:r>
+        <w:rPr>
+          <w:rFonts w:asciiTheme="minorHAnsi" w:hAnsiTheme="minorHAnsi" w:cs="Times New Roman"/>
+          <w:b/>
+          <w:bCs/>
+          <w:sz w:val="24"/>
+          <w:szCs w:val="24"/>
+        </w:rPr>
+        <w:t>}</w:t>
+      </w:r>
+      <w:r>
+        <w:rPr>
+          <w:rFonts w:asciiTheme="minorHAnsi" w:hAnsiTheme="minorHAnsi" w:cs="Times New Roman"/>
+          <w:sz w:val="24"/>
+          <w:szCs w:val="24"/>
+        </w:rPr>
+        <w:t>)</w:t>
+      </w:r>
+      <w:r>
+        <w:rPr>
+          <w:rFonts w:asciiTheme="minorHAnsi" w:hAnsiTheme="minorHAnsi" w:cs="Times New Roman"/>
+          <w:sz w:val="24"/>
+          <w:szCs w:val="24"/>
+        </w:rPr>
+        <w:t>,</w:t>
+      </w:r>
+      <w:r>
+        <w:rPr>
+          <w:rFonts w:asciiTheme="minorHAnsi" w:hAnsiTheme="minorHAnsi" w:cs="Times New Roman"/>
+          <w:sz w:val="24"/>
+          <w:szCs w:val="24"/>
+        </w:rPr>
+        <w:t xml:space="preserve"> referente à confecção de </w:t>
+      </w:r>
+      <w:r>
+        <w:rPr>
+          <w:rFonts w:asciiTheme="minorHAnsi" w:hAnsiTheme="minorHAnsi" w:cs="Times New Roman"/>
+          <w:b/>
+          <w:bCs/>
+          <w:sz w:val="24"/>
+          <w:szCs w:val="24"/>
+        </w:rPr>
+        <w:t>{</w:t>
+      </w:r>
+      <w:proofErr w:type="spellStart"/>
+      <w:r>
+        <w:rPr>
+          <w:rFonts w:asciiTheme="minorHAnsi" w:hAnsiTheme="minorHAnsi" w:cs="Times New Roman"/>
+          <w:b/>
+          <w:bCs/>
+          <w:sz w:val="24"/>
+          <w:szCs w:val="24"/>
+        </w:rPr>
+        <w:t>qtd_cartoes</w:t>
+      </w:r>
+      <w:proofErr w:type="spellEnd"/>
+      <w:r>
+        <w:rPr>
+          <w:rFonts w:asciiTheme="minorHAnsi" w:hAnsiTheme="minorHAnsi" w:cs="Times New Roman"/>
+          <w:b/>
+          <w:bCs/>
+          <w:sz w:val="24"/>
+          <w:szCs w:val="24"/>
+        </w:rPr>
+        <w:t>} ({</w:t>
+      </w:r>
+      <w:proofErr w:type="spellStart"/>
+      <w:r>
+        <w:rPr>
+          <w:rFonts w:asciiTheme="minorHAnsi" w:hAnsiTheme="minorHAnsi" w:cs="Times New Roman"/>
+          <w:b/>
+          <w:bCs/>
+          <w:sz w:val="24"/>
+          <w:szCs w:val="24"/>
+        </w:rPr>
+        <w:t>qtd_extenso</w:t>
+      </w:r>
+      <w:proofErr w:type="spellEnd"/>
+      <w:r>
+        <w:rPr>
+          <w:rFonts w:asciiTheme="minorHAnsi" w:hAnsiTheme="minorHAnsi" w:cs="Times New Roman"/>
+          <w:b/>
+          <w:bCs/>
+          <w:sz w:val="24"/>
+          <w:szCs w:val="24"/>
+        </w:rPr>
+        <w:t>})</w:t>
+      </w:r>
+      <w:r>
+        <w:rPr>
+          <w:rFonts w:asciiTheme="minorHAnsi" w:hAnsiTheme="minorHAnsi" w:cs="Times New Roman"/>
+          <w:b/>
+          <w:bCs/>
+          <w:sz w:val="24"/>
+          <w:szCs w:val="24"/>
+        </w:rPr>
+        <w:t xml:space="preserve"> CARTÕES</w:t>
+      </w:r>
+      <w:r>
+        <w:rPr>
+          <w:rFonts w:asciiTheme="minorHAnsi" w:hAnsiTheme="minorHAnsi" w:cs="Times New Roman"/>
+          <w:sz w:val="24"/>
+          <w:szCs w:val="24"/>
+        </w:rPr>
+        <w:t xml:space="preserve"> e à personalização na frente e no verso de um cartão plástico com tarja magnética e campo para assinatura do cliente.</w:t>
       </w:r>
     </w:p>
     <w:p>
@@ -175,39 +327,7 @@
           <w:sz w:val="24"/>
           <w:szCs w:val="24"/>
         </w:rPr>
-        <w:t>19</w:t>
-      </w:r>
-      <w:r>
-        <w:rPr>
-          <w:rFonts w:asciiTheme="minorHAnsi" w:hAnsiTheme="minorHAnsi" w:cs="Times New Roman"/>
-          <w:sz w:val="24"/>
-          <w:szCs w:val="24"/>
-        </w:rPr>
-        <w:t xml:space="preserve"> de </w:t>
-      </w:r>
-      <w:r>
-        <w:rPr>
-          <w:rFonts w:asciiTheme="minorHAnsi" w:hAnsiTheme="minorHAnsi" w:cs="Times New Roman"/>
-          <w:sz w:val="24"/>
-          <w:szCs w:val="24"/>
-        </w:rPr>
-        <w:t>março</w:t>
-      </w:r>
-      <w:r>
-        <w:rPr>
-          <w:rFonts w:asciiTheme="minorHAnsi" w:hAnsiTheme="minorHAnsi" w:cs="Times New Roman"/>
-          <w:sz w:val="24"/>
-          <w:szCs w:val="24"/>
-        </w:rPr>
-        <w:t xml:space="preserve"> 202</w:t>
-      </w:r>
-      <w:r>
-        <w:rPr>
-          <w:rFonts w:asciiTheme="minorHAnsi" w:hAnsiTheme="minorHAnsi" w:cs="Times New Roman"/>
-          <w:sz w:val="24"/>
-          <w:szCs w:val="24"/>
-        </w:rPr>
-        <w:t>6</w:t>
+        <w:t>{data}</w:t>
       </w:r>
       <w:r>
         <w:rPr>
@@ -2884,7 +3004,6 @@
   <w:style w:type="character" w:default="1" w:styleId="Fontepargpadro">
     <w:name w:val="Default Paragraph Font"/>
     <w:uiPriority w:val="1"/>
-    <w:semiHidden/>
     <w:unhideWhenUsed/>
   </w:style>
   <w:style w:type="table" w:default="1" w:styleId="Tabelanormal">
